--- a/zht/docx/059.content.docx
+++ b/zht/docx/059.content.docx
@@ -357,18 +357,12 @@
           <w:lang w:val="zh_TW" w:bidi="zh_TW"/>
         </w:rPr>
       </w:r>
-      <w:hyperlink r:id="rId13">
-        <w:r>
-          <w:rPr>
-            <w:lang w:val="zh_TW" w:bidi="zh_TW"/>
-          </w:rPr>
-          <w:rPr>
-            <w:color w:val="0000EE"/>
-            <w:u w:val="single"/>
-          </w:rPr>
-          <w:t>哈巴谷書1:2</w:t>
-        </w:r>
-      </w:hyperlink>
+      <w:r>
+        <w:rPr>
+          <w:lang w:val="zh_TW" w:bidi="zh_TW"/>
+        </w:rPr>
+        <w:t>哈巴谷書1:2</w:t>
+      </w:r>
     </w:p>
     <w:p>
       <w:pPr>
@@ -622,18 +616,12 @@
           <w:lang w:val="zh_TW" w:bidi="zh_TW"/>
         </w:rPr>
       </w:r>
-      <w:hyperlink r:id="rId14">
-        <w:r>
-          <w:rPr>
-            <w:lang w:val="zh_TW" w:bidi="zh_TW"/>
-          </w:rPr>
-          <w:rPr>
-            <w:color w:val="0000EE"/>
-            <w:u w:val="single"/>
-          </w:rPr>
-          <w:t>以斯拉記5:1–2</w:t>
-        </w:r>
-      </w:hyperlink>
+      <w:r>
+        <w:rPr>
+          <w:lang w:val="zh_TW" w:bidi="zh_TW"/>
+        </w:rPr>
+        <w:t>以斯拉記5:1–2</w:t>
+      </w:r>
     </w:p>
     <w:p>
       <w:pPr>
@@ -646,18 +634,12 @@
           <w:lang w:val="zh_TW" w:bidi="zh_TW"/>
         </w:rPr>
       </w:r>
-      <w:hyperlink r:id="rId15">
-        <w:r>
-          <w:rPr>
-            <w:lang w:val="zh_TW" w:bidi="zh_TW"/>
-          </w:rPr>
-          <w:rPr>
-            <w:color w:val="0000EE"/>
-            <w:u w:val="single"/>
-          </w:rPr>
-          <w:t>以斯拉記6:13–15</w:t>
-        </w:r>
-      </w:hyperlink>
+      <w:r>
+        <w:rPr>
+          <w:lang w:val="zh_TW" w:bidi="zh_TW"/>
+        </w:rPr>
+        <w:t>以斯拉記6:13–15</w:t>
+      </w:r>
     </w:p>
     <w:p>
       <w:pPr>
@@ -899,18 +881,12 @@
           <w:lang w:val="zh_TW" w:bidi="zh_TW"/>
         </w:rPr>
       </w:r>
-      <w:hyperlink r:id="rId16">
-        <w:r>
-          <w:rPr>
-            <w:lang w:val="zh_TW" w:bidi="zh_TW"/>
-          </w:rPr>
-          <w:rPr>
-            <w:color w:val="0000EE"/>
-            <w:u w:val="single"/>
-          </w:rPr>
-          <w:t>列王紀下19:12</w:t>
-        </w:r>
-      </w:hyperlink>
+      <w:r>
+        <w:rPr>
+          <w:lang w:val="zh_TW" w:bidi="zh_TW"/>
+        </w:rPr>
+        <w:t>列王紀下19:12</w:t>
+      </w:r>
     </w:p>
     <w:p>
       <w:pPr>
@@ -923,18 +899,12 @@
           <w:lang w:val="zh_TW" w:bidi="zh_TW"/>
         </w:rPr>
       </w:r>
-      <w:hyperlink r:id="rId17">
-        <w:r>
-          <w:rPr>
-            <w:lang w:val="zh_TW" w:bidi="zh_TW"/>
-          </w:rPr>
-          <w:rPr>
-            <w:color w:val="0000EE"/>
-            <w:u w:val="single"/>
-          </w:rPr>
-          <w:t>使徒行傳7:1–3</w:t>
-        </w:r>
-      </w:hyperlink>
+      <w:r>
+        <w:rPr>
+          <w:lang w:val="zh_TW" w:bidi="zh_TW"/>
+        </w:rPr>
+        <w:t>使徒行傳7:1–3</w:t>
+      </w:r>
     </w:p>
     <w:p>
       <w:pPr>
@@ -947,18 +917,12 @@
           <w:lang w:val="zh_TW" w:bidi="zh_TW"/>
         </w:rPr>
       </w:r>
-      <w:hyperlink r:id="rId18">
-        <w:r>
-          <w:rPr>
-            <w:lang w:val="zh_TW" w:bidi="zh_TW"/>
-          </w:rPr>
-          <w:rPr>
-            <w:color w:val="0000EE"/>
-            <w:u w:val="single"/>
-          </w:rPr>
-          <w:t>創世記11:31</w:t>
-        </w:r>
-      </w:hyperlink>
+      <w:r>
+        <w:rPr>
+          <w:lang w:val="zh_TW" w:bidi="zh_TW"/>
+        </w:rPr>
+        <w:t>創世記11:31</w:t>
+      </w:r>
     </w:p>
     <w:p>
       <w:pPr>
@@ -971,18 +935,12 @@
           <w:lang w:val="zh_TW" w:bidi="zh_TW"/>
         </w:rPr>
       </w:r>
-      <w:hyperlink r:id="rId19">
-        <w:r>
-          <w:rPr>
-            <w:lang w:val="zh_TW" w:bidi="zh_TW"/>
-          </w:rPr>
-          <w:rPr>
-            <w:color w:val="0000EE"/>
-            <w:u w:val="single"/>
-          </w:rPr>
-          <w:t>創世記27:43–45</w:t>
-        </w:r>
-      </w:hyperlink>
+      <w:r>
+        <w:rPr>
+          <w:lang w:val="zh_TW" w:bidi="zh_TW"/>
+        </w:rPr>
+        <w:t>創世記27:43–45</w:t>
+      </w:r>
     </w:p>
     <w:p>
       <w:pPr>
@@ -995,18 +953,12 @@
           <w:lang w:val="zh_TW" w:bidi="zh_TW"/>
         </w:rPr>
       </w:r>
-      <w:hyperlink r:id="rId20">
-        <w:r>
-          <w:rPr>
-            <w:lang w:val="zh_TW" w:bidi="zh_TW"/>
-          </w:rPr>
-          <w:rPr>
-            <w:color w:val="0000EE"/>
-            <w:u w:val="single"/>
-          </w:rPr>
-          <w:t>創世記28:10–11</w:t>
-        </w:r>
-      </w:hyperlink>
+      <w:r>
+        <w:rPr>
+          <w:lang w:val="zh_TW" w:bidi="zh_TW"/>
+        </w:rPr>
+        <w:t>創世記28:10–11</w:t>
+      </w:r>
     </w:p>
     <w:p>
       <w:pPr>
@@ -1019,18 +971,12 @@
           <w:lang w:val="zh_TW" w:bidi="zh_TW"/>
         </w:rPr>
       </w:r>
-      <w:hyperlink r:id="rId21">
-        <w:r>
-          <w:rPr>
-            <w:lang w:val="zh_TW" w:bidi="zh_TW"/>
-          </w:rPr>
-          <w:rPr>
-            <w:color w:val="0000EE"/>
-            <w:u w:val="single"/>
-          </w:rPr>
-          <w:t>創世記29:4–6</w:t>
-        </w:r>
-      </w:hyperlink>
+      <w:r>
+        <w:rPr>
+          <w:lang w:val="zh_TW" w:bidi="zh_TW"/>
+        </w:rPr>
+        <w:t>創世記29:4–6</w:t>
+      </w:r>
     </w:p>
     <w:p>
       <w:pPr>
@@ -1332,18 +1278,12 @@
           <w:lang w:val="zh_TW" w:bidi="zh_TW"/>
         </w:rPr>
       </w:r>
-      <w:hyperlink r:id="rId22">
-        <w:r>
-          <w:rPr>
-            <w:lang w:val="zh_TW" w:bidi="zh_TW"/>
-          </w:rPr>
-          <w:rPr>
-            <w:color w:val="0000EE"/>
-            <w:u w:val="single"/>
-          </w:rPr>
-          <w:t>歷代志上18:3–4</w:t>
-        </w:r>
-      </w:hyperlink>
+      <w:r>
+        <w:rPr>
+          <w:lang w:val="zh_TW" w:bidi="zh_TW"/>
+        </w:rPr>
+        <w:t>歷代志上18:3–4</w:t>
+      </w:r>
     </w:p>
     <w:p>
       <w:pPr>
@@ -1356,18 +1296,12 @@
           <w:lang w:val="zh_TW" w:bidi="zh_TW"/>
         </w:rPr>
       </w:r>
-      <w:hyperlink r:id="rId23">
-        <w:r>
-          <w:rPr>
-            <w:lang w:val="zh_TW" w:bidi="zh_TW"/>
-          </w:rPr>
-          <w:rPr>
-            <w:color w:val="0000EE"/>
-            <w:u w:val="single"/>
-          </w:rPr>
-          <w:t>撒母耳記下8:9</w:t>
-        </w:r>
-      </w:hyperlink>
+      <w:r>
+        <w:rPr>
+          <w:lang w:val="zh_TW" w:bidi="zh_TW"/>
+        </w:rPr>
+        <w:t>撒母耳記下8:9</w:t>
+      </w:r>
     </w:p>
     <w:p>
       <w:pPr>
@@ -1380,18 +1314,12 @@
           <w:lang w:val="zh_TW" w:bidi="zh_TW"/>
         </w:rPr>
       </w:r>
-      <w:hyperlink r:id="rId24">
-        <w:r>
-          <w:rPr>
-            <w:lang w:val="zh_TW" w:bidi="zh_TW"/>
-          </w:rPr>
-          <w:rPr>
-            <w:color w:val="0000EE"/>
-            <w:u w:val="single"/>
-          </w:rPr>
-          <w:t>阿摩司書6:1–2</w:t>
-        </w:r>
-      </w:hyperlink>
+      <w:r>
+        <w:rPr>
+          <w:lang w:val="zh_TW" w:bidi="zh_TW"/>
+        </w:rPr>
+        <w:t>阿摩司書6:1–2</w:t>
+      </w:r>
     </w:p>
     <w:p>
       <w:pPr>
@@ -1404,18 +1332,12 @@
           <w:lang w:val="zh_TW" w:bidi="zh_TW"/>
         </w:rPr>
       </w:r>
-      <w:hyperlink r:id="rId25">
-        <w:r>
-          <w:rPr>
-            <w:lang w:val="zh_TW" w:bidi="zh_TW"/>
-          </w:rPr>
-          <w:rPr>
-            <w:color w:val="0000EE"/>
-            <w:u w:val="single"/>
-          </w:rPr>
-          <w:t>以西結書47:15–17</w:t>
-        </w:r>
-      </w:hyperlink>
+      <w:r>
+        <w:rPr>
+          <w:lang w:val="zh_TW" w:bidi="zh_TW"/>
+        </w:rPr>
+        <w:t>以西結書47:15–17</w:t>
+      </w:r>
     </w:p>
     <w:p>
       <w:pPr>
@@ -1669,18 +1591,12 @@
           <w:lang w:val="zh_TW" w:bidi="zh_TW"/>
         </w:rPr>
       </w:r>
-      <w:hyperlink r:id="rId26">
-        <w:r>
-          <w:rPr>
-            <w:lang w:val="zh_TW" w:bidi="zh_TW"/>
-          </w:rPr>
-          <w:rPr>
-            <w:color w:val="0000EE"/>
-            <w:u w:val="single"/>
-          </w:rPr>
-          <w:t>使徒行傳7:14–16</w:t>
-        </w:r>
-      </w:hyperlink>
+      <w:r>
+        <w:rPr>
+          <w:lang w:val="zh_TW" w:bidi="zh_TW"/>
+        </w:rPr>
+        <w:t>使徒行傳7:14–16</w:t>
+      </w:r>
     </w:p>
     <w:p>
       <w:pPr>
@@ -1693,18 +1609,12 @@
           <w:lang w:val="zh_TW" w:bidi="zh_TW"/>
         </w:rPr>
       </w:r>
-      <w:hyperlink r:id="rId27">
-        <w:r>
-          <w:rPr>
-            <w:lang w:val="zh_TW" w:bidi="zh_TW"/>
-          </w:rPr>
-          <w:rPr>
-            <w:color w:val="0000EE"/>
-            <w:u w:val="single"/>
-          </w:rPr>
-          <w:t>創世記34:2</w:t>
-        </w:r>
-      </w:hyperlink>
+      <w:r>
+        <w:rPr>
+          <w:lang w:val="zh_TW" w:bidi="zh_TW"/>
+        </w:rPr>
+        <w:t>創世記34:2</w:t>
+      </w:r>
     </w:p>
     <w:p>
       <w:pPr>
@@ -1717,18 +1627,12 @@
           <w:lang w:val="zh_TW" w:bidi="zh_TW"/>
         </w:rPr>
       </w:r>
-      <w:hyperlink r:id="rId28">
-        <w:r>
-          <w:rPr>
-            <w:lang w:val="zh_TW" w:bidi="zh_TW"/>
-          </w:rPr>
-          <w:rPr>
-            <w:color w:val="0000EE"/>
-            <w:u w:val="single"/>
-          </w:rPr>
-          <w:t>創世記34:21</w:t>
-        </w:r>
-      </w:hyperlink>
+      <w:r>
+        <w:rPr>
+          <w:lang w:val="zh_TW" w:bidi="zh_TW"/>
+        </w:rPr>
+        <w:t>創世記34:21</w:t>
+      </w:r>
     </w:p>
     <w:p>
       <w:pPr>
@@ -1741,18 +1645,12 @@
           <w:lang w:val="zh_TW" w:bidi="zh_TW"/>
         </w:rPr>
       </w:r>
-      <w:hyperlink r:id="rId29">
-        <w:r>
-          <w:rPr>
-            <w:lang w:val="zh_TW" w:bidi="zh_TW"/>
-          </w:rPr>
-          <w:rPr>
-            <w:color w:val="0000EE"/>
-            <w:u w:val="single"/>
-          </w:rPr>
-          <w:t>約書亞記24:32–33</w:t>
-        </w:r>
-      </w:hyperlink>
+      <w:r>
+        <w:rPr>
+          <w:lang w:val="zh_TW" w:bidi="zh_TW"/>
+        </w:rPr>
+        <w:t>約書亞記24:32–33</w:t>
+      </w:r>
     </w:p>
     <w:p>
       <w:pPr>
@@ -1765,18 +1663,12 @@
           <w:lang w:val="zh_TW" w:bidi="zh_TW"/>
         </w:rPr>
       </w:r>
-      <w:hyperlink r:id="rId30">
-        <w:r>
-          <w:rPr>
-            <w:lang w:val="zh_TW" w:bidi="zh_TW"/>
-          </w:rPr>
-          <w:rPr>
-            <w:color w:val="0000EE"/>
-            <w:u w:val="single"/>
-          </w:rPr>
-          <w:t>士師記9:28</w:t>
-        </w:r>
-      </w:hyperlink>
+      <w:r>
+        <w:rPr>
+          <w:lang w:val="zh_TW" w:bidi="zh_TW"/>
+        </w:rPr>
+        <w:t>士師記9:28</w:t>
+      </w:r>
     </w:p>
     <w:p>
       <w:pPr>
@@ -2006,18 +1898,12 @@
           <w:lang w:val="zh_TW" w:bidi="zh_TW"/>
         </w:rPr>
       </w:r>
-      <w:hyperlink r:id="rId31">
-        <w:r>
-          <w:rPr>
-            <w:lang w:val="zh_TW" w:bidi="zh_TW"/>
-          </w:rPr>
-          <w:rPr>
-            <w:color w:val="0000EE"/>
-            <w:u w:val="single"/>
-          </w:rPr>
-          <w:t>撒母耳記上1:1–2</w:t>
-        </w:r>
-      </w:hyperlink>
+      <w:r>
+        <w:rPr>
+          <w:lang w:val="zh_TW" w:bidi="zh_TW"/>
+        </w:rPr>
+        <w:t>撒母耳記上1:1–2</w:t>
+      </w:r>
     </w:p>
     <w:p>
       <w:pPr>
@@ -2030,18 +1916,12 @@
           <w:lang w:val="zh_TW" w:bidi="zh_TW"/>
         </w:rPr>
       </w:r>
-      <w:hyperlink r:id="rId32">
-        <w:r>
-          <w:rPr>
-            <w:lang w:val="zh_TW" w:bidi="zh_TW"/>
-          </w:rPr>
-          <w:rPr>
-            <w:color w:val="0000EE"/>
-            <w:u w:val="single"/>
-          </w:rPr>
-          <w:t>撒母耳記上2:1</w:t>
-        </w:r>
-      </w:hyperlink>
+      <w:r>
+        <w:rPr>
+          <w:lang w:val="zh_TW" w:bidi="zh_TW"/>
+        </w:rPr>
+        <w:t>撒母耳記上2:1</w:t>
+      </w:r>
     </w:p>
     <w:p>
       <w:pPr>
@@ -2361,18 +2241,12 @@
           <w:lang w:val="zh_TW" w:bidi="zh_TW"/>
         </w:rPr>
       </w:r>
-      <w:hyperlink r:id="rId33">
-        <w:r>
-          <w:rPr>
-            <w:lang w:val="zh_TW" w:bidi="zh_TW"/>
-          </w:rPr>
-          <w:rPr>
-            <w:color w:val="0000EE"/>
-            <w:u w:val="single"/>
-          </w:rPr>
-          <w:t>但以理書1:6–7</w:t>
-        </w:r>
-      </w:hyperlink>
+      <w:r>
+        <w:rPr>
+          <w:lang w:val="zh_TW" w:bidi="zh_TW"/>
+        </w:rPr>
+        <w:t>但以理書1:6–7</w:t>
+      </w:r>
     </w:p>
     <w:p>
       <w:pPr>
@@ -2385,18 +2259,12 @@
           <w:lang w:val="zh_TW" w:bidi="zh_TW"/>
         </w:rPr>
       </w:r>
-      <w:hyperlink r:id="rId34">
-        <w:r>
-          <w:rPr>
-            <w:lang w:val="zh_TW" w:bidi="zh_TW"/>
-          </w:rPr>
-          <w:rPr>
-            <w:color w:val="0000EE"/>
-            <w:u w:val="single"/>
-          </w:rPr>
-          <w:t>但以理書2:17–18</w:t>
-        </w:r>
-      </w:hyperlink>
+      <w:r>
+        <w:rPr>
+          <w:lang w:val="zh_TW" w:bidi="zh_TW"/>
+        </w:rPr>
+        <w:t>但以理書2:17–18</w:t>
+      </w:r>
     </w:p>
     <w:p>
       <w:pPr>
@@ -2409,18 +2277,12 @@
           <w:lang w:val="zh_TW" w:bidi="zh_TW"/>
         </w:rPr>
       </w:r>
-      <w:hyperlink r:id="rId35">
-        <w:r>
-          <w:rPr>
-            <w:lang w:val="zh_TW" w:bidi="zh_TW"/>
-          </w:rPr>
-          <w:rPr>
-            <w:color w:val="0000EE"/>
-            <w:u w:val="single"/>
-          </w:rPr>
-          <w:t>耶利米書28:1</w:t>
-        </w:r>
-      </w:hyperlink>
+      <w:r>
+        <w:rPr>
+          <w:lang w:val="zh_TW" w:bidi="zh_TW"/>
+        </w:rPr>
+        <w:t>耶利米書28:1</w:t>
+      </w:r>
     </w:p>
     <w:p>
       <w:pPr>
@@ -2433,18 +2295,12 @@
           <w:lang w:val="zh_TW" w:bidi="zh_TW"/>
         </w:rPr>
       </w:r>
-      <w:hyperlink r:id="rId36">
-        <w:r>
-          <w:rPr>
-            <w:lang w:val="zh_TW" w:bidi="zh_TW"/>
-          </w:rPr>
-          <w:rPr>
-            <w:color w:val="0000EE"/>
-            <w:u w:val="single"/>
-          </w:rPr>
-          <w:t>耶利米書28:5–7</w:t>
-        </w:r>
-      </w:hyperlink>
+      <w:r>
+        <w:rPr>
+          <w:lang w:val="zh_TW" w:bidi="zh_TW"/>
+        </w:rPr>
+        <w:t>耶利米書28:5–7</w:t>
+      </w:r>
     </w:p>
     <w:p>
       <w:pPr>
@@ -2457,18 +2313,12 @@
           <w:lang w:val="zh_TW" w:bidi="zh_TW"/>
         </w:rPr>
       </w:r>
-      <w:hyperlink r:id="rId37">
-        <w:r>
-          <w:rPr>
-            <w:lang w:val="zh_TW" w:bidi="zh_TW"/>
-          </w:rPr>
-          <w:rPr>
-            <w:color w:val="0000EE"/>
-            <w:u w:val="single"/>
-          </w:rPr>
-          <w:t>耶利米書28:15–17</w:t>
-        </w:r>
-      </w:hyperlink>
+      <w:r>
+        <w:rPr>
+          <w:lang w:val="zh_TW" w:bidi="zh_TW"/>
+        </w:rPr>
+        <w:t>耶利米書28:15–17</w:t>
+      </w:r>
     </w:p>
     <w:p>
       <w:pPr>
